--- a/SQL/data-mart-turismo/scripts_sql/01_create_dimensions.docx
+++ b/SQL/data-mart-turismo/scripts_sql/01_create_dimensions.docx
@@ -4,64 +4,19 @@
   <w:body>
     <w:p>
       <w:pPr>
-        <w:spacing w:after="180" w:before="360" w:lineRule="auto"/>
-        <w:rPr>
-          <w:b w:val="1"/>
-          <w:bCs w:val="1"/>
-          <w:sz w:val="24"/>
-          <w:szCs w:val="24"/>
-        </w:rPr>
-      </w:pPr>
-      <w:r>
-        <w:rPr>
-          <w:b w:val="1"/>
-          <w:bCs w:val="1"/>
-          <w:sz w:val="24"/>
-          <w:szCs w:val="24"/>
-          <w:rtl w:val="0"/>
-        </w:rPr>
-        <w:t xml:space="preserve">01_create_dimensions.sql</w:t>
-      </w:r>
-    </w:p>
-    <w:p>
-      <w:pPr>
-        <w:spacing w:after="240" w:before="180" w:lineRule="auto"/>
-        <w:rPr/>
-      </w:pPr>
-      <w:r>
-        <w:rPr>
-          <w:b w:val="1"/>
-          <w:bCs w:val="1"/>
-          <w:i w:val="1"/>
-          <w:iCs w:val="1"/>
-          <w:sz w:val="24"/>
-          <w:szCs w:val="24"/>
-          <w:rtl w:val="0"/>
-        </w:rPr>
-        <w:t xml:space="preserve">O que faz:</w:t>
-      </w:r>
-      <w:r>
-        <w:rPr>
-          <w:i w:val="1"/>
-          <w:iCs w:val="1"/>
-          <w:sz w:val="24"/>
-          <w:szCs w:val="24"/>
-          <w:rtl w:val="0"/>
-        </w:rPr>
-        <w:t xml:space="preserve"> Cria a estrutura de todas as tabelas de contexto do seu Data Mart.</w:t>
-      </w:r>
-      <w:r>
-        <w:rPr>
-          <w:rtl w:val="0"/>
-        </w:rPr>
-      </w:r>
-    </w:p>
-    <w:p>
-      <w:pPr>
-        <w:rPr/>
-      </w:pPr>
-      <w:r>
-        <w:rPr>
+        <w:rPr>
+          <w:b w:val="1"/>
+          <w:bCs w:val="1"/>
+          <w:sz w:val="24"/>
+          <w:szCs w:val="24"/>
+        </w:rPr>
+      </w:pPr>
+      <w:r>
+        <w:rPr>
+          <w:b w:val="1"/>
+          <w:bCs w:val="1"/>
+          <w:sz w:val="24"/>
+          <w:szCs w:val="24"/>
           <w:rtl w:val="0"/>
         </w:rPr>
         <w:t xml:space="preserve">-- ============================================================================</w:t>
@@ -69,10 +24,19 @@
     </w:p>
     <w:p>
       <w:pPr>
-        <w:rPr/>
-      </w:pPr>
-      <w:r>
-        <w:rPr>
+        <w:rPr>
+          <w:b w:val="1"/>
+          <w:bCs w:val="1"/>
+          <w:sz w:val="24"/>
+          <w:szCs w:val="24"/>
+        </w:rPr>
+      </w:pPr>
+      <w:r>
+        <w:rPr>
+          <w:b w:val="1"/>
+          <w:bCs w:val="1"/>
+          <w:sz w:val="24"/>
+          <w:szCs w:val="24"/>
           <w:rtl w:val="0"/>
         </w:rPr>
         <w:t xml:space="preserve">-- SCRIPT DE CRIAÇÃO DAS TABELAS DE DIMENSÕES (dim_)</w:t>
@@ -80,10 +44,19 @@
     </w:p>
     <w:p>
       <w:pPr>
-        <w:rPr/>
-      </w:pPr>
-      <w:r>
-        <w:rPr>
+        <w:rPr>
+          <w:b w:val="1"/>
+          <w:bCs w:val="1"/>
+          <w:sz w:val="24"/>
+          <w:szCs w:val="24"/>
+        </w:rPr>
+      </w:pPr>
+      <w:r>
+        <w:rPr>
+          <w:b w:val="1"/>
+          <w:bCs w:val="1"/>
+          <w:sz w:val="24"/>
+          <w:szCs w:val="24"/>
           <w:rtl w:val="0"/>
         </w:rPr>
         <w:t xml:space="preserve">-- Data: Agosto / 2026</w:t>
@@ -91,10 +64,19 @@
     </w:p>
     <w:p>
       <w:pPr>
-        <w:rPr/>
-      </w:pPr>
-      <w:r>
-        <w:rPr>
+        <w:rPr>
+          <w:b w:val="1"/>
+          <w:bCs w:val="1"/>
+          <w:sz w:val="24"/>
+          <w:szCs w:val="24"/>
+        </w:rPr>
+      </w:pPr>
+      <w:r>
+        <w:rPr>
+          <w:b w:val="1"/>
+          <w:bCs w:val="1"/>
+          <w:sz w:val="24"/>
+          <w:szCs w:val="24"/>
           <w:rtl w:val="0"/>
         </w:rPr>
         <w:t xml:space="preserve">-- ============================================================================</w:t>
@@ -102,31 +84,54 @@
     </w:p>
     <w:p>
       <w:pPr>
-        <w:rPr/>
-      </w:pPr>
-      <w:r>
-        <w:rPr>
-          <w:rtl w:val="0"/>
-        </w:rPr>
-      </w:r>
-    </w:p>
-    <w:p>
-      <w:pPr>
-        <w:rPr/>
-      </w:pPr>
-      <w:r>
-        <w:rPr>
-          <w:rtl w:val="0"/>
-        </w:rPr>
-        <w:t xml:space="preserve">-- 1. Criação da Dimensão Localidade (Origem e Destino do Turista)</w:t>
-      </w:r>
-    </w:p>
-    <w:p>
-      <w:pPr>
-        <w:rPr/>
-      </w:pPr>
-      <w:r>
-        <w:rPr>
+        <w:rPr>
+          <w:b w:val="1"/>
+          <w:bCs w:val="1"/>
+          <w:sz w:val="24"/>
+          <w:szCs w:val="24"/>
+        </w:rPr>
+      </w:pPr>
+      <w:r>
+        <w:rPr>
+          <w:rtl w:val="0"/>
+        </w:rPr>
+      </w:r>
+    </w:p>
+    <w:p>
+      <w:pPr>
+        <w:rPr>
+          <w:b w:val="1"/>
+          <w:bCs w:val="1"/>
+          <w:sz w:val="24"/>
+          <w:szCs w:val="24"/>
+        </w:rPr>
+      </w:pPr>
+      <w:r>
+        <w:rPr>
+          <w:b w:val="1"/>
+          <w:bCs w:val="1"/>
+          <w:sz w:val="24"/>
+          <w:szCs w:val="24"/>
+          <w:rtl w:val="0"/>
+        </w:rPr>
+        <w:t xml:space="preserve">-- 1. Criação da Dimensão Localidade (Origem e Destino do Turista)[cite: 1]</w:t>
+      </w:r>
+    </w:p>
+    <w:p>
+      <w:pPr>
+        <w:rPr>
+          <w:b w:val="1"/>
+          <w:bCs w:val="1"/>
+          <w:sz w:val="24"/>
+          <w:szCs w:val="24"/>
+        </w:rPr>
+      </w:pPr>
+      <w:r>
+        <w:rPr>
+          <w:b w:val="1"/>
+          <w:bCs w:val="1"/>
+          <w:sz w:val="24"/>
+          <w:szCs w:val="24"/>
           <w:rtl w:val="0"/>
         </w:rPr>
         <w:t xml:space="preserve">CREATE TABLE dim_localidade (</w:t>
@@ -134,43 +139,79 @@
     </w:p>
     <w:p>
       <w:pPr>
-        <w:rPr/>
-      </w:pPr>
-      <w:r>
-        <w:rPr>
-          <w:rtl w:val="0"/>
-        </w:rPr>
-        <w:t xml:space="preserve">    id_localidade SERIAL PRIMARY KEY,</w:t>
-      </w:r>
-    </w:p>
-    <w:p>
-      <w:pPr>
-        <w:rPr/>
-      </w:pPr>
-      <w:r>
-        <w:rPr>
-          <w:rtl w:val="0"/>
-        </w:rPr>
-        <w:t xml:space="preserve">    pais_origem VARCHAR(100) NOT NULL,</w:t>
-      </w:r>
-    </w:p>
-    <w:p>
-      <w:pPr>
-        <w:rPr/>
-      </w:pPr>
-      <w:r>
-        <w:rPr>
-          <w:rtl w:val="0"/>
-        </w:rPr>
-        <w:t xml:space="preserve">    uf_destino VARCHAR(100) NOT NULL</w:t>
-      </w:r>
-    </w:p>
-    <w:p>
-      <w:pPr>
-        <w:rPr/>
-      </w:pPr>
-      <w:r>
-        <w:rPr>
+        <w:rPr>
+          <w:b w:val="1"/>
+          <w:bCs w:val="1"/>
+          <w:sz w:val="24"/>
+          <w:szCs w:val="24"/>
+        </w:rPr>
+      </w:pPr>
+      <w:r>
+        <w:rPr>
+          <w:b w:val="1"/>
+          <w:bCs w:val="1"/>
+          <w:sz w:val="24"/>
+          <w:szCs w:val="24"/>
+          <w:rtl w:val="0"/>
+        </w:rPr>
+        <w:t xml:space="preserve">    id_localidade SERIAL PRIMARY KEY,[cite: 1]</w:t>
+      </w:r>
+    </w:p>
+    <w:p>
+      <w:pPr>
+        <w:rPr>
+          <w:b w:val="1"/>
+          <w:bCs w:val="1"/>
+          <w:sz w:val="24"/>
+          <w:szCs w:val="24"/>
+        </w:rPr>
+      </w:pPr>
+      <w:r>
+        <w:rPr>
+          <w:b w:val="1"/>
+          <w:bCs w:val="1"/>
+          <w:sz w:val="24"/>
+          <w:szCs w:val="24"/>
+          <w:rtl w:val="0"/>
+        </w:rPr>
+        <w:t xml:space="preserve">    pais_origem VARCHAR(100) NOT NULL,[cite: 1]</w:t>
+      </w:r>
+    </w:p>
+    <w:p>
+      <w:pPr>
+        <w:rPr>
+          <w:b w:val="1"/>
+          <w:bCs w:val="1"/>
+          <w:sz w:val="24"/>
+          <w:szCs w:val="24"/>
+        </w:rPr>
+      </w:pPr>
+      <w:r>
+        <w:rPr>
+          <w:b w:val="1"/>
+          <w:bCs w:val="1"/>
+          <w:sz w:val="24"/>
+          <w:szCs w:val="24"/>
+          <w:rtl w:val="0"/>
+        </w:rPr>
+        <w:t xml:space="preserve">    uf_destino VARCHAR(100) NOT NULL[cite: 1]</w:t>
+      </w:r>
+    </w:p>
+    <w:p>
+      <w:pPr>
+        <w:rPr>
+          <w:b w:val="1"/>
+          <w:bCs w:val="1"/>
+          <w:sz w:val="24"/>
+          <w:szCs w:val="24"/>
+        </w:rPr>
+      </w:pPr>
+      <w:r>
+        <w:rPr>
+          <w:b w:val="1"/>
+          <w:bCs w:val="1"/>
+          <w:sz w:val="24"/>
+          <w:szCs w:val="24"/>
           <w:rtl w:val="0"/>
         </w:rPr>
         <w:t xml:space="preserve">);</w:t>
@@ -178,31 +219,54 @@
     </w:p>
     <w:p>
       <w:pPr>
-        <w:rPr/>
-      </w:pPr>
-      <w:r>
-        <w:rPr>
-          <w:rtl w:val="0"/>
-        </w:rPr>
-      </w:r>
-    </w:p>
-    <w:p>
-      <w:pPr>
-        <w:rPr/>
-      </w:pPr>
-      <w:r>
-        <w:rPr>
-          <w:rtl w:val="0"/>
-        </w:rPr>
-        <w:t xml:space="preserve">-- 2. Criação da Dimensão Via de Acesso (Meio de Transporte de Entrada)</w:t>
-      </w:r>
-    </w:p>
-    <w:p>
-      <w:pPr>
-        <w:rPr/>
-      </w:pPr>
-      <w:r>
-        <w:rPr>
+        <w:rPr>
+          <w:b w:val="1"/>
+          <w:bCs w:val="1"/>
+          <w:sz w:val="24"/>
+          <w:szCs w:val="24"/>
+        </w:rPr>
+      </w:pPr>
+      <w:r>
+        <w:rPr>
+          <w:rtl w:val="0"/>
+        </w:rPr>
+      </w:r>
+    </w:p>
+    <w:p>
+      <w:pPr>
+        <w:rPr>
+          <w:b w:val="1"/>
+          <w:bCs w:val="1"/>
+          <w:sz w:val="24"/>
+          <w:szCs w:val="24"/>
+        </w:rPr>
+      </w:pPr>
+      <w:r>
+        <w:rPr>
+          <w:b w:val="1"/>
+          <w:bCs w:val="1"/>
+          <w:sz w:val="24"/>
+          <w:szCs w:val="24"/>
+          <w:rtl w:val="0"/>
+        </w:rPr>
+        <w:t xml:space="preserve">-- 2. Criação da Dimensão Via de Acesso (Meio de Transporte de Entrada)[cite: 1]</w:t>
+      </w:r>
+    </w:p>
+    <w:p>
+      <w:pPr>
+        <w:rPr>
+          <w:b w:val="1"/>
+          <w:bCs w:val="1"/>
+          <w:sz w:val="24"/>
+          <w:szCs w:val="24"/>
+        </w:rPr>
+      </w:pPr>
+      <w:r>
+        <w:rPr>
+          <w:b w:val="1"/>
+          <w:bCs w:val="1"/>
+          <w:sz w:val="24"/>
+          <w:szCs w:val="24"/>
           <w:rtl w:val="0"/>
         </w:rPr>
         <w:t xml:space="preserve">CREATE TABLE dim_via_acesso (</w:t>
@@ -210,32 +274,59 @@
     </w:p>
     <w:p>
       <w:pPr>
-        <w:rPr/>
-      </w:pPr>
-      <w:r>
-        <w:rPr>
-          <w:rtl w:val="0"/>
-        </w:rPr>
-        <w:t xml:space="preserve">    id_via_acesso SERIAL PRIMARY KEY,</w:t>
-      </w:r>
-    </w:p>
-    <w:p>
-      <w:pPr>
-        <w:rPr/>
-      </w:pPr>
-      <w:r>
-        <w:rPr>
-          <w:rtl w:val="0"/>
-        </w:rPr>
-        <w:t xml:space="preserve">    descricao_via VARCHAR(100) NOT NULL</w:t>
-      </w:r>
-    </w:p>
-    <w:p>
-      <w:pPr>
-        <w:rPr/>
-      </w:pPr>
-      <w:r>
-        <w:rPr>
+        <w:rPr>
+          <w:b w:val="1"/>
+          <w:bCs w:val="1"/>
+          <w:sz w:val="24"/>
+          <w:szCs w:val="24"/>
+        </w:rPr>
+      </w:pPr>
+      <w:r>
+        <w:rPr>
+          <w:b w:val="1"/>
+          <w:bCs w:val="1"/>
+          <w:sz w:val="24"/>
+          <w:szCs w:val="24"/>
+          <w:rtl w:val="0"/>
+        </w:rPr>
+        <w:t xml:space="preserve">    id_via_acesso SERIAL PRIMARY KEY,[cite: 1]</w:t>
+      </w:r>
+    </w:p>
+    <w:p>
+      <w:pPr>
+        <w:rPr>
+          <w:b w:val="1"/>
+          <w:bCs w:val="1"/>
+          <w:sz w:val="24"/>
+          <w:szCs w:val="24"/>
+        </w:rPr>
+      </w:pPr>
+      <w:r>
+        <w:rPr>
+          <w:b w:val="1"/>
+          <w:bCs w:val="1"/>
+          <w:sz w:val="24"/>
+          <w:szCs w:val="24"/>
+          <w:rtl w:val="0"/>
+        </w:rPr>
+        <w:t xml:space="preserve">    descricao_via VARCHAR(100) NOT NULL[cite: 1]</w:t>
+      </w:r>
+    </w:p>
+    <w:p>
+      <w:pPr>
+        <w:rPr>
+          <w:b w:val="1"/>
+          <w:bCs w:val="1"/>
+          <w:sz w:val="24"/>
+          <w:szCs w:val="24"/>
+        </w:rPr>
+      </w:pPr>
+      <w:r>
+        <w:rPr>
+          <w:b w:val="1"/>
+          <w:bCs w:val="1"/>
+          <w:sz w:val="24"/>
+          <w:szCs w:val="24"/>
           <w:rtl w:val="0"/>
         </w:rPr>
         <w:t xml:space="preserve">);</w:t>
@@ -243,31 +334,54 @@
     </w:p>
     <w:p>
       <w:pPr>
-        <w:rPr/>
-      </w:pPr>
-      <w:r>
-        <w:rPr>
-          <w:rtl w:val="0"/>
-        </w:rPr>
-      </w:r>
-    </w:p>
-    <w:p>
-      <w:pPr>
-        <w:rPr/>
-      </w:pPr>
-      <w:r>
-        <w:rPr>
-          <w:rtl w:val="0"/>
-        </w:rPr>
-        <w:t xml:space="preserve">-- 3. Criação da Dimensão Tempo (Ano e Mês da Competência)</w:t>
-      </w:r>
-    </w:p>
-    <w:p>
-      <w:pPr>
-        <w:rPr/>
-      </w:pPr>
-      <w:r>
-        <w:rPr>
+        <w:rPr>
+          <w:b w:val="1"/>
+          <w:bCs w:val="1"/>
+          <w:sz w:val="24"/>
+          <w:szCs w:val="24"/>
+        </w:rPr>
+      </w:pPr>
+      <w:r>
+        <w:rPr>
+          <w:rtl w:val="0"/>
+        </w:rPr>
+      </w:r>
+    </w:p>
+    <w:p>
+      <w:pPr>
+        <w:rPr>
+          <w:b w:val="1"/>
+          <w:bCs w:val="1"/>
+          <w:sz w:val="24"/>
+          <w:szCs w:val="24"/>
+        </w:rPr>
+      </w:pPr>
+      <w:r>
+        <w:rPr>
+          <w:b w:val="1"/>
+          <w:bCs w:val="1"/>
+          <w:sz w:val="24"/>
+          <w:szCs w:val="24"/>
+          <w:rtl w:val="0"/>
+        </w:rPr>
+        <w:t xml:space="preserve">-- 3. Criação da Dimensão Tempo (Ano e Mês da Competência)[cite: 1]</w:t>
+      </w:r>
+    </w:p>
+    <w:p>
+      <w:pPr>
+        <w:rPr>
+          <w:b w:val="1"/>
+          <w:bCs w:val="1"/>
+          <w:sz w:val="24"/>
+          <w:szCs w:val="24"/>
+        </w:rPr>
+      </w:pPr>
+      <w:r>
+        <w:rPr>
+          <w:b w:val="1"/>
+          <w:bCs w:val="1"/>
+          <w:sz w:val="24"/>
+          <w:szCs w:val="24"/>
           <w:rtl w:val="0"/>
         </w:rPr>
         <w:t xml:space="preserve">CREATE TABLE dim_tempo (</w:t>
@@ -275,43 +389,79 @@
     </w:p>
     <w:p>
       <w:pPr>
-        <w:rPr/>
-      </w:pPr>
-      <w:r>
-        <w:rPr>
-          <w:rtl w:val="0"/>
-        </w:rPr>
-        <w:t xml:space="preserve">    id_tempo SERIAL PRIMARY KEY,</w:t>
-      </w:r>
-    </w:p>
-    <w:p>
-      <w:pPr>
-        <w:rPr/>
-      </w:pPr>
-      <w:r>
-        <w:rPr>
-          <w:rtl w:val="0"/>
-        </w:rPr>
-        <w:t xml:space="preserve">    ano INT NOT NULL,</w:t>
-      </w:r>
-    </w:p>
-    <w:p>
-      <w:pPr>
-        <w:rPr/>
-      </w:pPr>
-      <w:r>
-        <w:rPr>
-          <w:rtl w:val="0"/>
-        </w:rPr>
-        <w:t xml:space="preserve">    mes VARCHAR(50) NOT NULL</w:t>
-      </w:r>
-    </w:p>
-    <w:p>
-      <w:pPr>
-        <w:rPr/>
-      </w:pPr>
-      <w:r>
-        <w:rPr>
+        <w:rPr>
+          <w:b w:val="1"/>
+          <w:bCs w:val="1"/>
+          <w:sz w:val="24"/>
+          <w:szCs w:val="24"/>
+        </w:rPr>
+      </w:pPr>
+      <w:r>
+        <w:rPr>
+          <w:b w:val="1"/>
+          <w:bCs w:val="1"/>
+          <w:sz w:val="24"/>
+          <w:szCs w:val="24"/>
+          <w:rtl w:val="0"/>
+        </w:rPr>
+        <w:t xml:space="preserve">    id_tempo SERIAL PRIMARY KEY,[cite: 1]</w:t>
+      </w:r>
+    </w:p>
+    <w:p>
+      <w:pPr>
+        <w:rPr>
+          <w:b w:val="1"/>
+          <w:bCs w:val="1"/>
+          <w:sz w:val="24"/>
+          <w:szCs w:val="24"/>
+        </w:rPr>
+      </w:pPr>
+      <w:r>
+        <w:rPr>
+          <w:b w:val="1"/>
+          <w:bCs w:val="1"/>
+          <w:sz w:val="24"/>
+          <w:szCs w:val="24"/>
+          <w:rtl w:val="0"/>
+        </w:rPr>
+        <w:t xml:space="preserve">    ano INT NOT NULL,[cite: 1]</w:t>
+      </w:r>
+    </w:p>
+    <w:p>
+      <w:pPr>
+        <w:rPr>
+          <w:b w:val="1"/>
+          <w:bCs w:val="1"/>
+          <w:sz w:val="24"/>
+          <w:szCs w:val="24"/>
+        </w:rPr>
+      </w:pPr>
+      <w:r>
+        <w:rPr>
+          <w:b w:val="1"/>
+          <w:bCs w:val="1"/>
+          <w:sz w:val="24"/>
+          <w:szCs w:val="24"/>
+          <w:rtl w:val="0"/>
+        </w:rPr>
+        <w:t xml:space="preserve">    mes VARCHAR(50) NOT NULL[cite: 1]</w:t>
+      </w:r>
+    </w:p>
+    <w:p>
+      <w:pPr>
+        <w:rPr>
+          <w:b w:val="1"/>
+          <w:bCs w:val="1"/>
+          <w:sz w:val="24"/>
+          <w:szCs w:val="24"/>
+        </w:rPr>
+      </w:pPr>
+      <w:r>
+        <w:rPr>
+          <w:b w:val="1"/>
+          <w:bCs w:val="1"/>
+          <w:sz w:val="24"/>
+          <w:szCs w:val="24"/>
           <w:rtl w:val="0"/>
         </w:rPr>
         <w:t xml:space="preserve">);</w:t>
@@ -319,7 +469,12 @@
     </w:p>
     <w:p>
       <w:pPr>
-        <w:rPr/>
+        <w:rPr>
+          <w:b w:val="1"/>
+          <w:bCs w:val="1"/>
+          <w:sz w:val="24"/>
+          <w:szCs w:val="24"/>
+        </w:rPr>
       </w:pPr>
       <w:r>
         <w:rPr>
